--- a/entregables/descripcion_publicitaria_toma_el_volante.docx
+++ b/entregables/descripcion_publicitaria_toma_el_volante.docx
@@ -481,25 +481,25 @@
           <w:sz w:val="22"/>
           <w:szCs w:val="22"/>
         </w:rPr>
-        <w:t xml:space="preserve">Galería de las 56 señales del anexo oficial, filtrable por familia, con quiz propio.</w:t>
-      </w:r>
-    </w:p>
-    <w:p>
-      <w:pPr>
-        <w:pStyle w:val="ListParagraph"/>
-        <w:numPr>
-          <w:ilvl w:val="0"/>
-          <w:numId w:val="2"/>
-        </w:numPr>
-        <w:spacing w:after="80"/>
-      </w:pPr>
-      <w:r>
-        <w:rPr>
-          <w:color w:val="3B3B3B"/>
-          <w:sz w:val="22"/>
-          <w:szCs w:val="22"/>
-        </w:rPr>
-        <w:t xml:space="preserve">Privado y sin fricción: funciona con doble clic, sin internet, sin cuentas; tus datos nunca salen de tu computador.</w:t>
+        <w:t xml:space="preserve">Galería de las 56 señales del anexo oficial, filtrable por familia, con TRIVIA de tarjetas de color (estilo Kahoot): la señal en grande, 4 opciones, racha y récord.</w:t>
+      </w:r>
+    </w:p>
+    <w:p>
+      <w:pPr>
+        <w:pStyle w:val="ListParagraph"/>
+        <w:numPr>
+          <w:ilvl w:val="0"/>
+          <w:numId w:val="2"/>
+        </w:numPr>
+        <w:spacing w:after="80"/>
+      </w:pPr>
+      <w:r>
+        <w:rPr>
+          <w:color w:val="3B3B3B"/>
+          <w:sz w:val="22"/>
+          <w:szCs w:val="22"/>
+        </w:rPr>
+        <w:t xml:space="preserve">Privado y sin fricción: funciona con doble clic sin internet, y el sitio publicado queda cerrado con tu propia contraseña; tus datos nunca salen de tu equipo.</w:t>
       </w:r>
     </w:p>
     <w:p>
@@ -583,7 +583,7 @@
           <w:sz w:val="22"/>
           <w:szCs w:val="22"/>
         </w:rPr>
-        <w:t xml:space="preserve">Señales de tránsito: galería del anexo + quiz.</w:t>
+        <w:t xml:space="preserve">Señales de tránsito: galería del anexo + trivia de tarjetas de color.</w:t>
       </w:r>
     </w:p>
     <w:p>
@@ -619,7 +619,7 @@
           <w:sz w:val="22"/>
           <w:szCs w:val="22"/>
         </w:rPr>
-        <w:t xml:space="preserve">Configuración: perfiles, meta diaria, temporizador de foco, sonidos, texto grande, respaldo/restauración.</w:t>
+        <w:t xml:space="preserve">Plan de estudio: eliges la fecha del examen y te arma las sesiones día a día (simulacros en la recta final), con recordatorios en tu calendario. Configuración: perfiles, meta diaria, temporizador de foco, sonidos, texto grande, respaldo/restauración.</w:t>
       </w:r>
     </w:p>
     <w:p>
